--- a/Letter of Motivation.docx
+++ b/Letter of Motivation.docx
@@ -16,7 +16,39 @@
           <w:sz w:val="24"/>
           <w:szCs w:val="24"/>
         </w:rPr>
-        <w:t>Ad Lucem</w:t>
+        <w:t>Ad Lucem, mas você não sabe Português.</w:t>
+      </w:r>
+      <w:r>
+        <w:rPr>
+          <w:rFonts w:ascii="Calibri" w:hAnsi="Calibri" w:cs="Calibri"/>
+          <w:sz w:val="24"/>
+          <w:szCs w:val="24"/>
+        </w:rPr>
+        <w:t xml:space="preserve"> With the motto</w:t>
+      </w:r>
+      <w:r>
+        <w:rPr>
+          <w:rFonts w:ascii="Calibri" w:hAnsi="Calibri" w:cs="Calibri"/>
+          <w:sz w:val="24"/>
+          <w:szCs w:val="24"/>
+        </w:rPr>
+        <w:t xml:space="preserve"> </w:t>
+      </w:r>
+      <w:r>
+        <w:rPr>
+          <w:rFonts w:ascii="Calibri" w:hAnsi="Calibri" w:cs="Calibri"/>
+          <w:sz w:val="24"/>
+          <w:szCs w:val="24"/>
+        </w:rPr>
+        <w:t>“</w:t>
+      </w:r>
+      <w:r>
+        <w:rPr>
+          <w:rFonts w:ascii="Calibri" w:hAnsi="Calibri" w:cs="Calibri"/>
+          <w:sz w:val="24"/>
+          <w:szCs w:val="24"/>
+        </w:rPr>
+        <w:t>I fail</w:t>
       </w:r>
       <w:r>
         <w:rPr>
@@ -32,15 +64,31 @@
           <w:sz w:val="24"/>
           <w:szCs w:val="24"/>
         </w:rPr>
-        <w:t>mas você não sabe Português.</w:t>
-      </w:r>
-      <w:r>
-        <w:rPr>
-          <w:rFonts w:ascii="Calibri" w:hAnsi="Calibri" w:cs="Calibri"/>
-          <w:sz w:val="24"/>
-          <w:szCs w:val="24"/>
-        </w:rPr>
-        <w:t xml:space="preserve"> With the motto</w:t>
+        <w:t>shall I not succeed</w:t>
+      </w:r>
+      <w:r>
+        <w:rPr>
+          <w:rFonts w:ascii="Calibri" w:hAnsi="Calibri" w:cs="Calibri"/>
+          <w:sz w:val="24"/>
+          <w:szCs w:val="24"/>
+        </w:rPr>
+        <w:t>”</w:t>
+      </w:r>
+      <w:r>
+        <w:rPr>
+          <w:rFonts w:ascii="Calibri" w:hAnsi="Calibri" w:cs="Calibri"/>
+          <w:sz w:val="24"/>
+          <w:szCs w:val="24"/>
+        </w:rPr>
+        <w:t xml:space="preserve">, I </w:t>
+      </w:r>
+      <w:r>
+        <w:rPr>
+          <w:rFonts w:ascii="Calibri" w:hAnsi="Calibri" w:cs="Calibri"/>
+          <w:sz w:val="24"/>
+          <w:szCs w:val="24"/>
+        </w:rPr>
+        <w:t>fancy</w:t>
       </w:r>
       <w:r>
         <w:rPr>
@@ -49,22 +97,6 @@
           <w:szCs w:val="24"/>
         </w:rPr>
         <w:t xml:space="preserve"> </w:t>
-      </w:r>
-      <w:r>
-        <w:rPr>
-          <w:rFonts w:ascii="Calibri" w:hAnsi="Calibri" w:cs="Calibri"/>
-          <w:sz w:val="24"/>
-          <w:szCs w:val="24"/>
-        </w:rPr>
-        <w:t>“</w:t>
-      </w:r>
-      <w:r>
-        <w:rPr>
-          <w:rFonts w:ascii="Calibri" w:hAnsi="Calibri" w:cs="Calibri"/>
-          <w:sz w:val="24"/>
-          <w:szCs w:val="24"/>
-        </w:rPr>
-        <w:t xml:space="preserve">Flectere si nequeo superos, </w:t>
       </w:r>
     </w:p>
     <w:p>
@@ -75,54 +107,8 @@
           <w:szCs w:val="24"/>
         </w:rPr>
       </w:pPr>
-      <w:r>
-        <w:rPr>
-          <w:rFonts w:ascii="Calibri" w:hAnsi="Calibri" w:cs="Calibri"/>
-          <w:sz w:val="24"/>
-          <w:szCs w:val="24"/>
-        </w:rPr>
-        <w:t>Acheronta m</w:t>
-      </w:r>
-      <w:r>
-        <w:rPr>
-          <w:rFonts w:ascii="Calibri" w:hAnsi="Calibri" w:cs="Calibri"/>
-          <w:sz w:val="24"/>
-          <w:szCs w:val="24"/>
-        </w:rPr>
-        <w:t>ovebo”</w:t>
-      </w:r>
-      <w:r>
-        <w:rPr>
-          <w:rFonts w:ascii="Calibri" w:hAnsi="Calibri" w:cs="Calibri"/>
-          <w:sz w:val="24"/>
-          <w:szCs w:val="24"/>
-        </w:rPr>
-        <w:t xml:space="preserve">, I </w:t>
-      </w:r>
-      <w:r>
-        <w:rPr>
-          <w:rFonts w:ascii="Calibri" w:hAnsi="Calibri" w:cs="Calibri"/>
-          <w:sz w:val="24"/>
-          <w:szCs w:val="24"/>
-        </w:rPr>
-        <w:t>fancy</w:t>
-      </w:r>
-      <w:r>
-        <w:rPr>
-          <w:rFonts w:ascii="Calibri" w:hAnsi="Calibri" w:cs="Calibri"/>
-          <w:sz w:val="24"/>
-          <w:szCs w:val="24"/>
-        </w:rPr>
-        <w:t xml:space="preserve"> </w:t>
-      </w:r>
-      <w:r>
-        <w:rPr>
-          <w:rFonts w:ascii="Calibri" w:hAnsi="Calibri" w:cs="Calibri"/>
-          <w:sz w:val="24"/>
-          <w:szCs w:val="24"/>
-        </w:rPr>
-        <w:t>“</w:t>
-      </w:r>
+      <w:bookmarkStart w:id="0" w:name="_GoBack"/>
+      <w:bookmarkEnd w:id="0"/>
       <w:r>
         <w:rPr>
           <w:rFonts w:ascii="Calibri" w:hAnsi="Calibri" w:cs="Calibri"/>
@@ -130,14 +116,6 @@
           <w:szCs w:val="24"/>
         </w:rPr>
         <w:t>Ad meliora</w:t>
-      </w:r>
-      <w:r>
-        <w:rPr>
-          <w:rFonts w:ascii="Calibri" w:hAnsi="Calibri" w:cs="Calibri"/>
-          <w:sz w:val="24"/>
-          <w:szCs w:val="24"/>
-        </w:rPr>
-        <w:t>”</w:t>
       </w:r>
       <w:r>
         <w:rPr>
@@ -694,8 +672,6 @@
         </w:rPr>
         <w:t>nteraction</w:t>
       </w:r>
-      <w:bookmarkStart w:id="0" w:name="_GoBack"/>
-      <w:bookmarkEnd w:id="0"/>
       <w:r>
         <w:rPr>
           <w:rFonts w:ascii="Calibri" w:hAnsi="Calibri" w:cs="Calibri"/>

--- a/Letter of Motivation.docx
+++ b/Letter of Motivation.docx
@@ -56,7 +56,15 @@
           <w:sz w:val="24"/>
           <w:szCs w:val="24"/>
         </w:rPr>
-        <w:t xml:space="preserve">, </w:t>
+        <w:t>,</w:t>
+      </w:r>
+      <w:r>
+        <w:rPr>
+          <w:rFonts w:ascii="Calibri" w:hAnsi="Calibri" w:cs="Calibri"/>
+          <w:sz w:val="24"/>
+          <w:szCs w:val="24"/>
+        </w:rPr>
+        <w:t xml:space="preserve"> </w:t>
       </w:r>
       <w:r>
         <w:rPr>
@@ -107,15 +115,29 @@
           <w:szCs w:val="24"/>
         </w:rPr>
       </w:pPr>
-      <w:bookmarkStart w:id="0" w:name="_GoBack"/>
-      <w:bookmarkEnd w:id="0"/>
-      <w:r>
-        <w:rPr>
-          <w:rFonts w:ascii="Calibri" w:hAnsi="Calibri" w:cs="Calibri"/>
-          <w:sz w:val="24"/>
-          <w:szCs w:val="24"/>
-        </w:rPr>
-        <w:t>Ad meliora</w:t>
+      <w:r>
+        <w:rPr>
+          <w:rFonts w:ascii="Calibri" w:hAnsi="Calibri" w:cs="Calibri"/>
+          <w:sz w:val="24"/>
+          <w:szCs w:val="24"/>
+        </w:rPr>
+        <w:t xml:space="preserve">Ad </w:t>
+      </w:r>
+      <w:r>
+        <w:rPr>
+          <w:rFonts w:ascii="Calibri" w:hAnsi="Calibri" w:cs="Calibri"/>
+          <w:sz w:val="24"/>
+          <w:szCs w:val="24"/>
+        </w:rPr>
+        <w:t>M</w:t>
+      </w:r>
+      <w:r>
+        <w:rPr>
+          <w:rFonts w:ascii="Calibri" w:hAnsi="Calibri" w:cs="Calibri"/>
+          <w:sz w:val="24"/>
+          <w:szCs w:val="24"/>
+        </w:rPr>
+        <w:t>eliora</w:t>
       </w:r>
       <w:r>
         <w:rPr>
@@ -384,7 +406,23 @@
           <w:sz w:val="24"/>
           <w:szCs w:val="24"/>
         </w:rPr>
-        <w:t xml:space="preserve">with even more value fabrication options. </w:t>
+        <w:t xml:space="preserve">with even more value fabrication </w:t>
+      </w:r>
+      <w:r>
+        <w:rPr>
+          <w:rFonts w:ascii="Calibri" w:hAnsi="Calibri" w:cs="Calibri"/>
+          <w:sz w:val="24"/>
+          <w:szCs w:val="24"/>
+        </w:rPr>
+        <w:t>charter</w:t>
+      </w:r>
+      <w:r>
+        <w:rPr>
+          <w:rFonts w:ascii="Calibri" w:hAnsi="Calibri" w:cs="Calibri"/>
+          <w:sz w:val="24"/>
+          <w:szCs w:val="24"/>
+        </w:rPr>
+        <w:t xml:space="preserve">. </w:t>
       </w:r>
     </w:p>
     <w:p>
@@ -458,7 +496,25 @@
           <w:sz w:val="24"/>
           <w:szCs w:val="24"/>
         </w:rPr>
-        <w:t xml:space="preserve"> taken into account, the future looks even more </w:t>
+        <w:t xml:space="preserve"> taken into </w:t>
+      </w:r>
+      <w:r>
+        <w:rPr>
+          <w:rFonts w:ascii="Calibri" w:hAnsi="Calibri" w:cs="Calibri"/>
+          <w:sz w:val="24"/>
+          <w:szCs w:val="24"/>
+        </w:rPr>
+        <w:t>consideration</w:t>
+      </w:r>
+      <w:bookmarkStart w:id="0" w:name="_GoBack"/>
+      <w:bookmarkEnd w:id="0"/>
+      <w:r>
+        <w:rPr>
+          <w:rFonts w:ascii="Calibri" w:hAnsi="Calibri" w:cs="Calibri"/>
+          <w:sz w:val="24"/>
+          <w:szCs w:val="24"/>
+        </w:rPr>
+        <w:t xml:space="preserve">, the future looks even more </w:t>
       </w:r>
     </w:p>
     <w:p>
@@ -483,7 +539,23 @@
           <w:sz w:val="24"/>
           <w:szCs w:val="24"/>
         </w:rPr>
-        <w:t xml:space="preserve"> for me and my batchmates.</w:t>
+        <w:t xml:space="preserve"> for me and my </w:t>
+      </w:r>
+      <w:r>
+        <w:rPr>
+          <w:rFonts w:ascii="Calibri" w:hAnsi="Calibri" w:cs="Calibri"/>
+          <w:sz w:val="24"/>
+          <w:szCs w:val="24"/>
+        </w:rPr>
+        <w:t>class</w:t>
+      </w:r>
+      <w:r>
+        <w:rPr>
+          <w:rFonts w:ascii="Calibri" w:hAnsi="Calibri" w:cs="Calibri"/>
+          <w:sz w:val="24"/>
+          <w:szCs w:val="24"/>
+        </w:rPr>
+        <w:t>mates.</w:t>
       </w:r>
       <w:r>
         <w:rPr>
@@ -564,7 +636,7 @@
           <w:sz w:val="24"/>
           <w:szCs w:val="24"/>
         </w:rPr>
-        <w:t xml:space="preserve"> work being automated in next few years.</w:t>
+        <w:t xml:space="preserve"> being automated in next few years.</w:t>
       </w:r>
       <w:r>
         <w:rPr>
@@ -759,7 +831,7 @@
           <w:sz w:val="24"/>
           <w:szCs w:val="24"/>
         </w:rPr>
-        <w:t xml:space="preserve"> with its history, </w:t>
+        <w:t xml:space="preserve"> with its </w:t>
       </w:r>
     </w:p>
     <w:p>
@@ -776,7 +848,31 @@
           <w:sz w:val="24"/>
           <w:szCs w:val="24"/>
         </w:rPr>
+        <w:t xml:space="preserve">entrenched </w:t>
+      </w:r>
+      <w:r>
+        <w:rPr>
+          <w:rFonts w:ascii="Calibri" w:hAnsi="Calibri" w:cs="Calibri"/>
+          <w:sz w:val="24"/>
+          <w:szCs w:val="24"/>
+        </w:rPr>
         <w:t>art</w:t>
+      </w:r>
+      <w:r>
+        <w:rPr>
+          <w:rFonts w:ascii="Calibri" w:hAnsi="Calibri" w:cs="Calibri"/>
+          <w:sz w:val="24"/>
+          <w:szCs w:val="24"/>
+        </w:rPr>
+        <w:t xml:space="preserve">, </w:t>
+      </w:r>
+      <w:r>
+        <w:rPr>
+          <w:rFonts w:ascii="Calibri" w:hAnsi="Calibri" w:cs="Calibri"/>
+          <w:sz w:val="24"/>
+          <w:szCs w:val="24"/>
+        </w:rPr>
+        <w:t>history</w:t>
       </w:r>
       <w:r>
         <w:rPr>

--- a/Letter of Motivation.docx
+++ b/Letter of Motivation.docx
@@ -506,8 +506,6 @@
         </w:rPr>
         <w:t>consideration</w:t>
       </w:r>
-      <w:bookmarkStart w:id="0" w:name="_GoBack"/>
-      <w:bookmarkEnd w:id="0"/>
       <w:r>
         <w:rPr>
           <w:rFonts w:ascii="Calibri" w:hAnsi="Calibri" w:cs="Calibri"/>
@@ -807,15 +805,17 @@
           <w:sz w:val="24"/>
           <w:szCs w:val="24"/>
         </w:rPr>
-        <w:t xml:space="preserve"> </w:t>
-      </w:r>
-      <w:r>
-        <w:rPr>
-          <w:rFonts w:ascii="Calibri" w:hAnsi="Calibri" w:cs="Calibri"/>
-          <w:sz w:val="24"/>
-          <w:szCs w:val="24"/>
-        </w:rPr>
-        <w:t xml:space="preserve">And, </w:t>
+        <w:t>Moreover</w:t>
+      </w:r>
+      <w:bookmarkStart w:id="0" w:name="_GoBack"/>
+      <w:bookmarkEnd w:id="0"/>
+      <w:r>
+        <w:rPr>
+          <w:rFonts w:ascii="Calibri" w:hAnsi="Calibri" w:cs="Calibri"/>
+          <w:sz w:val="24"/>
+          <w:szCs w:val="24"/>
+        </w:rPr>
+        <w:t xml:space="preserve">, </w:t>
       </w:r>
       <w:r>
         <w:rPr>
@@ -856,15 +856,7 @@
           <w:sz w:val="24"/>
           <w:szCs w:val="24"/>
         </w:rPr>
-        <w:t>art</w:t>
-      </w:r>
-      <w:r>
-        <w:rPr>
-          <w:rFonts w:ascii="Calibri" w:hAnsi="Calibri" w:cs="Calibri"/>
-          <w:sz w:val="24"/>
-          <w:szCs w:val="24"/>
-        </w:rPr>
-        <w:t xml:space="preserve">, </w:t>
+        <w:t xml:space="preserve">art, </w:t>
       </w:r>
       <w:r>
         <w:rPr>
